--- a/docs/report.docx
+++ b/docs/report.docx
@@ -10929,21 +10929,7 @@
         <w:t xml:space="preserve">aiuta sempre</w:t>
       </w:r>
       <w:r>
-        <w:t xml:space="preserve">… Ipotesi: nel singolo albero pesare gli split distorce eccessivamente la struttura di quell’unico albero; mediando su centinaia di alberi diversi (bootstrap + feature sampling), il Random Forest assorbe questa distorsione localizzata — coerente con il principio generale per cui l’ensembling riduce la varianza dei singoli classificatori (vedi</w:t>
-      </w:r>
-      <w:r>
-        <w:t xml:space="preserve"> </w:t>
-      </w:r>
-      <w:hyperlink w:anchor="riferimenti">
-        <w:r>
-          <w:rPr>
-            <w:rStyle w:val="Hyperlink"/>
-          </w:rPr>
-          <w:t xml:space="preserve">Galar et al., 2012</w:t>
-        </w:r>
-      </w:hyperlink>
-      <w:r>
-        <w:t xml:space="preserve">), sebbene l’interazione specifica con</w:t>
+        <w:t xml:space="preserve">… Ipotesi: nel singolo albero pesare gli split distorce eccessivamente la struttura di quell’unico albero; mediando su centinaia di alberi diversi (bootstrap + feature sampling), il Random Forest assorbe questa distorsione localizzata — coerente con il principio generale per cui l’ensembling riduce la varianza dei singoli classificatori, sebbene l’interazione specifica con</w:t>
       </w:r>
       <w:r>
         <w:t xml:space="preserve"> </w:t>
@@ -20270,34 +20256,6 @@
       </w:r>
       <w:r>
         <w:t xml:space="preserve">Proceedings of the 17th International Joint Conference on Artificial Intelligence (IJCAI), 973–978. https://cseweb.ucsd.edu/~elkan/rescale.pdf</w:t>
-      </w:r>
-    </w:p>
-    <w:p>
-      <w:pPr>
-        <w:pStyle w:val="Compact"/>
-        <w:numPr>
-          <w:ilvl w:val="0"/>
-          <w:numId w:val="1024"/>
-        </w:numPr>
-      </w:pPr>
-      <w:r>
-        <w:t xml:space="preserve">Galar, M., Fernández, A., Barrenechea, E., Bustince, H., &amp; Herrera, F. (2012).</w:t>
-      </w:r>
-      <w:r>
-        <w:t xml:space="preserve"> </w:t>
-      </w:r>
-      <w:r>
-        <w:rPr>
-          <w:i/>
-          <w:iCs/>
-        </w:rPr>
-        <w:t xml:space="preserve">A Review on Ensembles for the Class Imbalance Problem: Bagging-, Boosting-, and Hybrid-Based Approaches.</w:t>
-      </w:r>
-      <w:r>
-        <w:t xml:space="preserve"> </w:t>
-      </w:r>
-      <w:r>
-        <w:t xml:space="preserve">IEEE Transactions on Systems, Man, and Cybernetics, Part C, 42(4), 463–484. https://doi.org/10.1109/TSMCC.2011.2161285</w:t>
       </w:r>
     </w:p>
     <w:p>

--- a/docs/report.docx
+++ b/docs/report.docx
@@ -20256,6 +20256,44 @@
       </w:r>
       <w:r>
         <w:t xml:space="preserve">Proceedings of the 17th International Joint Conference on Artificial Intelligence (IJCAI), 973–978. https://cseweb.ucsd.edu/~elkan/rescale.pdf</w:t>
+      </w:r>
+      <w:r>
+        <w:t xml:space="preserve"> </w:t>
+      </w:r>
+      <w:r>
+        <w:rPr>
+          <w:i/>
+          <w:iCs/>
+        </w:rPr>
+        <w:t xml:space="preserve">(il link è alla copia preprint auto-archiviata dall’autore, che riporta</w:t>
+      </w:r>
+      <w:r>
+        <w:rPr>
+          <w:i/>
+          <w:iCs/>
+        </w:rPr>
+        <w:t xml:space="preserve"> </w:t>
+      </w:r>
+      <w:r>
+        <w:rPr>
+          <w:i/>
+          <w:iCs/>
+        </w:rPr>
+        <w:t xml:space="preserve">“To appear, Proceedings of IJCAI’01”</w:t>
+      </w:r>
+      <w:r>
+        <w:rPr>
+          <w:i/>
+          <w:iCs/>
+        </w:rPr>
+        <w:t xml:space="preserve"> </w:t>
+      </w:r>
+      <w:r>
+        <w:rPr>
+          <w:i/>
+          <w:iCs/>
+        </w:rPr>
+        <w:t xml:space="preserve">e non l’impaginazione degli atti ufficiali; i numeri di pagina 973–978 sono quelli della pubblicazione IJCAI ufficiale, non visibili nel PDF linkato)</w:t>
       </w:r>
     </w:p>
     <w:p>

--- a/docs/report.docx
+++ b/docs/report.docx
@@ -3360,6 +3360,126 @@
           <w:iCs/>
         </w:rPr>
         <w:t xml:space="preserve">)</w:t>
+      </w:r>
+    </w:p>
+    <w:p>
+      <w:pPr>
+        <w:pStyle w:val="BodyText"/>
+      </w:pPr>
+      <w:r>
+        <w:rPr>
+          <w:i/>
+          <w:iCs/>
+        </w:rPr>
+        <w:t xml:space="preserve">(val_loss e val_acc riportati sono quelli del checkpoint migliore di ciascun training — l’epoca con la val_loss più bassa, non l’ultima eseguita — letti nello stesso istante per entrambe le metriche. Questo perchè: in</w:t>
+      </w:r>
+      <w:r>
+        <w:rPr>
+          <w:i/>
+          <w:iCs/>
+        </w:rPr>
+        <w:t xml:space="preserve"> </w:t>
+      </w:r>
+      <w:r>
+        <w:rPr>
+          <w:rStyle w:val="VerbatimChar"/>
+          <w:i/>
+          <w:iCs/>
+        </w:rPr>
+        <w:t xml:space="preserve">training.py</w:t>
+      </w:r>
+      <w:r>
+        <w:rPr>
+          <w:i/>
+          <w:iCs/>
+        </w:rPr>
+        <w:t xml:space="preserve"> </w:t>
+      </w:r>
+      <w:r>
+        <w:rPr>
+          <w:i/>
+          <w:iCs/>
+        </w:rPr>
+        <w:t xml:space="preserve">i pesi vengono salvati su disco solo quando la val_loss migliora, quindi quel checkpoint è l’</w:t>
+      </w:r>
+      <w:r>
+        <w:rPr>
+          <w:b/>
+          <w:bCs/>
+          <w:i/>
+          <w:iCs/>
+        </w:rPr>
+        <w:t xml:space="preserve">unico modello effettivamente salvato</w:t>
+      </w:r>
+      <w:r>
+        <w:rPr>
+          <w:i/>
+          <w:iCs/>
+        </w:rPr>
+        <w:t xml:space="preserve"> </w:t>
+      </w:r>
+      <w:r>
+        <w:rPr>
+          <w:i/>
+          <w:iCs/>
+        </w:rPr>
+        <w:t xml:space="preserve">per ogni training — le altre epoche (comprese eventuali epoche con accuracy più alta ma loss peggiore) non corrispondono a nessun modello realmente disponibile, i loro pesi sono stati sovrascritti. La colonna</w:t>
+      </w:r>
+      <w:r>
+        <w:rPr>
+          <w:i/>
+          <w:iCs/>
+        </w:rPr>
+        <w:t xml:space="preserve"> </w:t>
+      </w:r>
+      <w:r>
+        <w:rPr>
+          <w:i/>
+          <w:iCs/>
+        </w:rPr>
+        <w:t xml:space="preserve">“epoche”</w:t>
+      </w:r>
+      <w:r>
+        <w:rPr>
+          <w:i/>
+          <w:iCs/>
+        </w:rPr>
+        <w:t xml:space="preserve"> </w:t>
+      </w:r>
+      <w:r>
+        <w:rPr>
+          <w:i/>
+          <w:iCs/>
+        </w:rPr>
+        <w:t xml:space="preserve">indica invece quante epoche sono state effettivamente eseguite prima dell’early stopping, un numero diverso dall’epoca del checkpoint migliore/salvato. Stessa convenzione</w:t>
+      </w:r>
+      <w:r>
+        <w:rPr>
+          <w:i/>
+          <w:iCs/>
+        </w:rPr>
+        <w:t xml:space="preserve"> </w:t>
+      </w:r>
+      <w:r>
+        <w:rPr>
+          <w:i/>
+          <w:iCs/>
+        </w:rPr>
+        <w:t xml:space="preserve">“best”</w:t>
+      </w:r>
+      <w:r>
+        <w:rPr>
+          <w:i/>
+          <w:iCs/>
+        </w:rPr>
+        <w:t xml:space="preserve"> </w:t>
+      </w:r>
+      <w:r>
+        <w:rPr>
+          <w:i/>
+          <w:iCs/>
+        </w:rPr>
+        <w:t xml:space="preserve">usata ovunque nel report per confrontare le configurazioni.)</w:t>
       </w:r>
     </w:p>
     <w:p>
@@ -8987,7 +9107,31 @@
         <w:t xml:space="preserve"> </w:t>
       </w:r>
       <w:r>
-        <w:t xml:space="preserve">in poi (val_loss fissa a 2.544, verificato sui dati grezzi) — segno che tutti e 43 i classificatori hanno smesso di allenarsi presto (early stopping scattato per l’intero gruppo entro le prime ~20 epoche), su un risultato pessimo. Nella config stabile, invece, non si osserva mai una stabilizzazione così netta: la curva continua a muoversi leggermente fino all’epoca 50, segno che i 43 classificatori si fermano in momenti diversi e sparsi lungo quasi tutto il training, non tutti insieme e in anticipo.</w:t>
+        <w:t xml:space="preserve">in poi (val_loss fissa a 2.544, verificato sui dati grezzi) — segno che tutti e 43 i classificatori hanno smesso di allenarsi presto (early stopping scattato per l’intero gruppo entro le prime ~20 epoche). Non tutti però per lo stesso motivo: i 9 classificatori esplosi si fermano perché bloccati nella spirale, senza più possibilità di migliorare; gli altri 34 (in gran parte</w:t>
+      </w:r>
+      <w:r>
+        <w:t xml:space="preserve"> </w:t>
+      </w:r>
+      <w:r>
+        <w:t xml:space="preserve">“sani”</w:t>
+      </w:r>
+      <w:r>
+        <w:t xml:space="preserve">, con loss vicina allo zero) si fermano altrettanto presto perché il passo</w:t>
+      </w:r>
+      <w:r>
+        <w:t xml:space="preserve"> </w:t>
+      </w:r>
+      <w:r>
+        <w:rPr>
+          <w:rStyle w:val="VerbatimChar"/>
+        </w:rPr>
+        <w:t xml:space="preserve">lr=0.01</w:t>
+      </w:r>
+      <w:r>
+        <w:t xml:space="preserve"> </w:t>
+      </w:r>
+      <w:r>
+        <w:t xml:space="preserve">così aggressivo li fa convergere a un buon minimo in pochissime epoche, esaurendo rapidamente il margine di miglioramento residuo — non su un risultato pessimo, ma su uno già buono e senza più spazio per crescere. Nella config stabile, invece, non si osserva mai una stabilizzazione così netta: la curva continua a muoversi leggermente fino all’epoca 50, segno che i 43 classificatori si fermano in momenti diversi e sparsi lungo quasi tutto il training, non tutti insieme e in anticipo.</w:t>
       </w:r>
     </w:p>
     <w:bookmarkEnd w:id="63"/>
